--- a/downloads/message-templates/th.docx
+++ b/downloads/message-templates/th.docx
@@ -2291,7 +2291,7 @@
           <w:rFonts w:ascii="Arial" w:hAnsi="Arial" w:cs="Leelawadee UI" w:eastAsia="Leelawadee UI"/>
           <w:rtl w:val="false"/>
         </w:rPr>
-        <w:t xml:space="preserve">Lokalfleet ส่งข้อความเตือนชำระเงิน รับรถ และคืนรถให้อัตโนมัติจากข้อมูลการจอง เป็นภาษาของลูกค้า เริ่มใช้ฟรีที่ lokalfleet.com/signup</w:t>
+        <w:t xml:space="preserve">RoveHQ ส่งข้อความเตือนชำระเงิน รับรถ และคืนรถให้อัตโนมัติจากข้อมูลการจอง เป็นภาษาของลูกค้า เริ่มใช้ฟรีที่ rovehq.io/signup</w:t>
       </w:r>
     </w:p>
     <w:sectPr>
@@ -2323,7 +2323,7 @@
         <w:sz w:val="16"/>
         <w:szCs w:val="16"/>
       </w:rPr>
-      <w:t xml:space="preserve">ข้อความสำเร็จรูปสำหรับร้านรถเช่า · lokalfleet.com  ·  หน้า </w:t>
+      <w:t xml:space="preserve">ข้อความสำเร็จรูปสำหรับร้านรถเช่า · rovehq.io  ·  หน้า </w:t>
     </w:r>
     <w:r>
       <w:rPr>
